--- a/SfSCaPoED/tasks_lectures/Задания 2025.docx
+++ b/SfSCaPoED/tasks_lectures/Задания 2025.docx
@@ -1,6 +1,6 @@
 
 <file path=word/document.xml><?xml version="1.0" encoding="utf-8"?>
-<w:document xmlns:wpc="http://schemas.microsoft.com/office/word/2010/wordprocessingCanvas" xmlns:cx="http://schemas.microsoft.com/office/drawing/2014/chartex" xmlns:cx1="http://schemas.microsoft.com/office/drawing/2015/9/8/chartex" xmlns:cx2="http://schemas.microsoft.com/office/drawing/2015/10/21/chartex" xmlns:cx3="http://schemas.microsoft.com/office/drawing/2016/5/9/chartex" xmlns:cx4="http://schemas.microsoft.com/office/drawing/2016/5/10/chartex" xmlns:cx5="http://schemas.microsoft.com/office/drawing/2016/5/11/chartex" xmlns:cx6="http://schemas.microsoft.com/office/drawing/2016/5/12/chartex" xmlns:cx7="http://schemas.microsoft.com/office/drawing/2016/5/13/chartex" xmlns:cx8="http://schemas.microsoft.com/office/drawing/2016/5/14/chartex" xmlns:mc="http://schemas.openxmlformats.org/markup-compatibility/2006" xmlns:aink="http://schemas.microsoft.com/office/drawing/2016/ink" xmlns:am3d="http://schemas.microsoft.com/office/drawing/2017/model3d" xmlns:o="urn:schemas-microsoft-com:office:office" xmlns:oel="http://schemas.microsoft.com/office/2019/extlst" xmlns:r="http://schemas.openxmlformats.org/officeDocument/2006/relationships" xmlns:m="http://schemas.openxmlformats.org/officeDocument/2006/math" xmlns:v="urn:schemas-microsoft-com:vml" xmlns:wp14="http://schemas.microsoft.com/office/word/2010/wordprocessingDrawing" xmlns:wp="http://schemas.openxmlformats.org/drawingml/2006/wordprocessingDrawing" xmlns:w10="urn:schemas-microsoft-com:office:word" xmlns:w="http://schemas.openxmlformats.org/wordprocessingml/2006/main" xmlns:w14="http://schemas.microsoft.com/office/word/2010/wordml" xmlns:w15="http://schemas.microsoft.com/office/word/2012/wordml" xmlns:w16cex="http://schemas.microsoft.com/office/word/2018/wordml/cex" xmlns:w16cid="http://schemas.microsoft.com/office/word/2016/wordml/cid" xmlns:w16="http://schemas.microsoft.com/office/word/2018/wordml" xmlns:w16du="http://schemas.microsoft.com/office/word/2023/wordml/word16du" xmlns:w16sdtdh="http://schemas.microsoft.com/office/word/2020/wordml/sdtdatahash" xmlns:w16sdtfl="http://schemas.microsoft.com/office/word/2024/wordml/sdtformatlock" xmlns:w16se="http://schemas.microsoft.com/office/word/2015/wordml/symex" xmlns:wpg="http://schemas.microsoft.com/office/word/2010/wordprocessingGroup" xmlns:wpi="http://schemas.microsoft.com/office/word/2010/wordprocessingInk" xmlns:wne="http://schemas.microsoft.com/office/word/2006/wordml" xmlns:wps="http://schemas.microsoft.com/office/word/2010/wordprocessingShape" mc:Ignorable="w14 w15 w16se w16cid w16 w16cex w16sdtdh w16sdtfl w16du wp14">
+<w:document xmlns:wpc="http://schemas.microsoft.com/office/word/2010/wordprocessingCanvas" xmlns:cx="http://schemas.microsoft.com/office/drawing/2014/chartex" xmlns:cx1="http://schemas.microsoft.com/office/drawing/2015/9/8/chartex" xmlns:mc="http://schemas.openxmlformats.org/markup-compatibility/2006" xmlns:o="urn:schemas-microsoft-com:office:office" xmlns:r="http://schemas.openxmlformats.org/officeDocument/2006/relationships" xmlns:m="http://schemas.openxmlformats.org/officeDocument/2006/math" xmlns:v="urn:schemas-microsoft-com:vml" xmlns:wp14="http://schemas.microsoft.com/office/word/2010/wordprocessingDrawing" xmlns:wp="http://schemas.openxmlformats.org/drawingml/2006/wordprocessingDrawing" xmlns:w10="urn:schemas-microsoft-com:office:word" xmlns:w="http://schemas.openxmlformats.org/wordprocessingml/2006/main" xmlns:w14="http://schemas.microsoft.com/office/word/2010/wordml" xmlns:w15="http://schemas.microsoft.com/office/word/2012/wordml" xmlns:w16se="http://schemas.microsoft.com/office/word/2015/wordml/symex" xmlns:wpg="http://schemas.microsoft.com/office/word/2010/wordprocessingGroup" xmlns:wpi="http://schemas.microsoft.com/office/word/2010/wordprocessingInk" xmlns:wne="http://schemas.microsoft.com/office/word/2006/wordml" xmlns:wps="http://schemas.microsoft.com/office/word/2010/wordprocessingShape" mc:Ignorable="w14 w15 w16se wp14">
   <w:body>
     <w:tbl>
       <w:tblPr>
@@ -97,7 +97,14 @@
                   <w:rFonts w:ascii="Cambria Math" w:eastAsia="Cambria Math" w:hAnsi="Cambria Math" w:cs="Cambria Math"/>
                   <w:sz w:val="28"/>
                 </w:rPr>
-                <m:t>f=</m:t>
+                <m:t>f</m:t>
+              </m:r>
+              <m:r>
+                <w:rPr>
+                  <w:rFonts w:ascii="Cambria Math" w:eastAsia="Cambria Math" w:hAnsi="Cambria Math" w:cs="Cambria Math"/>
+                  <w:sz w:val="28"/>
+                </w:rPr>
+                <m:t>=</m:t>
               </m:r>
               <m:sSup>
                 <m:sSupPr>
@@ -133,7 +140,28 @@
                   <w:rFonts w:ascii="Cambria Math" w:eastAsia="Cambria Math" w:hAnsi="Cambria Math" w:cs="Cambria Math"/>
                   <w:sz w:val="28"/>
                 </w:rPr>
-                <m:t>-y-4</m:t>
+                <m:t>-</m:t>
+              </m:r>
+              <m:r>
+                <w:rPr>
+                  <w:rFonts w:ascii="Cambria Math" w:eastAsia="Cambria Math" w:hAnsi="Cambria Math" w:cs="Cambria Math"/>
+                  <w:sz w:val="28"/>
+                </w:rPr>
+                <m:t>y</m:t>
+              </m:r>
+              <m:r>
+                <w:rPr>
+                  <w:rFonts w:ascii="Cambria Math" w:eastAsia="Cambria Math" w:hAnsi="Cambria Math" w:cs="Cambria Math"/>
+                  <w:sz w:val="28"/>
+                </w:rPr>
+                <m:t>-</m:t>
+              </m:r>
+              <m:r>
+                <w:rPr>
+                  <w:rFonts w:ascii="Cambria Math" w:eastAsia="Cambria Math" w:hAnsi="Cambria Math" w:cs="Cambria Math"/>
+                  <w:sz w:val="28"/>
+                </w:rPr>
+                <m:t>4</m:t>
               </m:r>
             </m:oMath>
             <w:r>
@@ -185,7 +213,14 @@
                   <w:rFonts w:ascii="Cambria Math" w:eastAsia="Cambria Math" w:hAnsi="Cambria Math" w:cs="Cambria Math"/>
                   <w:sz w:val="28"/>
                 </w:rPr>
-                <m:t>f=</m:t>
+                <m:t>f</m:t>
+              </m:r>
+              <m:r>
+                <w:rPr>
+                  <w:rFonts w:ascii="Cambria Math" w:eastAsia="Cambria Math" w:hAnsi="Cambria Math" w:cs="Cambria Math"/>
+                  <w:sz w:val="28"/>
+                </w:rPr>
+                <m:t>=</m:t>
               </m:r>
               <m:sSup>
                 <m:sSupPr>
@@ -203,7 +238,14 @@
                       <w:rFonts w:ascii="Cambria Math" w:eastAsia="Cambria Math" w:hAnsi="Cambria Math" w:cs="Cambria Math"/>
                       <w:sz w:val="28"/>
                     </w:rPr>
-                    <m:t>0.5x</m:t>
+                    <m:t>0.5</m:t>
+                  </m:r>
+                  <m:r>
+                    <w:rPr>
+                      <w:rFonts w:ascii="Cambria Math" w:eastAsia="Cambria Math" w:hAnsi="Cambria Math" w:cs="Cambria Math"/>
+                      <w:sz w:val="28"/>
+                    </w:rPr>
+                    <m:t>x</m:t>
                   </m:r>
                 </m:e>
                 <m:sup>
@@ -221,7 +263,28 @@
                   <w:rFonts w:ascii="Cambria Math" w:eastAsia="Cambria Math" w:hAnsi="Cambria Math" w:cs="Cambria Math"/>
                   <w:sz w:val="28"/>
                 </w:rPr>
-                <m:t>-y-5</m:t>
+                <m:t>-</m:t>
+              </m:r>
+              <m:r>
+                <w:rPr>
+                  <w:rFonts w:ascii="Cambria Math" w:eastAsia="Cambria Math" w:hAnsi="Cambria Math" w:cs="Cambria Math"/>
+                  <w:sz w:val="28"/>
+                </w:rPr>
+                <m:t>y</m:t>
+              </m:r>
+              <m:r>
+                <w:rPr>
+                  <w:rFonts w:ascii="Cambria Math" w:eastAsia="Cambria Math" w:hAnsi="Cambria Math" w:cs="Cambria Math"/>
+                  <w:sz w:val="28"/>
+                </w:rPr>
+                <m:t>-</m:t>
+              </m:r>
+              <m:r>
+                <w:rPr>
+                  <w:rFonts w:ascii="Cambria Math" w:eastAsia="Cambria Math" w:hAnsi="Cambria Math" w:cs="Cambria Math"/>
+                  <w:sz w:val="28"/>
+                </w:rPr>
+                <m:t>5</m:t>
               </m:r>
             </m:oMath>
             <w:r>
@@ -275,7 +338,14 @@
                   <w:rFonts w:ascii="Cambria Math" w:eastAsia="Cambria Math" w:hAnsi="Cambria Math" w:cs="Cambria Math"/>
                   <w:sz w:val="28"/>
                 </w:rPr>
-                <m:t>f=</m:t>
+                <m:t>f</m:t>
+              </m:r>
+              <m:r>
+                <w:rPr>
+                  <w:rFonts w:ascii="Cambria Math" w:eastAsia="Cambria Math" w:hAnsi="Cambria Math" w:cs="Cambria Math"/>
+                  <w:sz w:val="28"/>
+                </w:rPr>
+                <m:t>=</m:t>
               </m:r>
               <m:sSup>
                 <m:sSupPr>
@@ -293,7 +363,14 @@
                       <w:rFonts w:ascii="Cambria Math" w:eastAsia="Cambria Math" w:hAnsi="Cambria Math" w:cs="Cambria Math"/>
                       <w:sz w:val="28"/>
                     </w:rPr>
-                    <m:t>5x</m:t>
+                    <m:t>5</m:t>
+                  </m:r>
+                  <m:r>
+                    <w:rPr>
+                      <w:rFonts w:ascii="Cambria Math" w:eastAsia="Cambria Math" w:hAnsi="Cambria Math" w:cs="Cambria Math"/>
+                      <w:sz w:val="28"/>
+                    </w:rPr>
+                    <m:t>x</m:t>
                   </m:r>
                 </m:e>
                 <m:sup>
@@ -311,7 +388,28 @@
                   <w:rFonts w:ascii="Cambria Math" w:eastAsia="Cambria Math" w:hAnsi="Cambria Math" w:cs="Cambria Math"/>
                   <w:sz w:val="28"/>
                 </w:rPr>
-                <m:t>-y-5</m:t>
+                <m:t>-</m:t>
+              </m:r>
+              <m:r>
+                <w:rPr>
+                  <w:rFonts w:ascii="Cambria Math" w:eastAsia="Cambria Math" w:hAnsi="Cambria Math" w:cs="Cambria Math"/>
+                  <w:sz w:val="28"/>
+                </w:rPr>
+                <m:t>y</m:t>
+              </m:r>
+              <m:r>
+                <w:rPr>
+                  <w:rFonts w:ascii="Cambria Math" w:eastAsia="Cambria Math" w:hAnsi="Cambria Math" w:cs="Cambria Math"/>
+                  <w:sz w:val="28"/>
+                </w:rPr>
+                <m:t>-</m:t>
+              </m:r>
+              <m:r>
+                <w:rPr>
+                  <w:rFonts w:ascii="Cambria Math" w:eastAsia="Cambria Math" w:hAnsi="Cambria Math" w:cs="Cambria Math"/>
+                  <w:sz w:val="28"/>
+                </w:rPr>
+                <m:t>5</m:t>
               </m:r>
             </m:oMath>
             <w:r>
@@ -365,7 +463,14 @@
                   <w:rFonts w:ascii="Cambria Math" w:eastAsia="Cambria Math" w:hAnsi="Cambria Math" w:cs="Cambria Math"/>
                   <w:sz w:val="28"/>
                 </w:rPr>
-                <m:t>f=</m:t>
+                <m:t>f</m:t>
+              </m:r>
+              <m:r>
+                <w:rPr>
+                  <w:rFonts w:ascii="Cambria Math" w:eastAsia="Cambria Math" w:hAnsi="Cambria Math" w:cs="Cambria Math"/>
+                  <w:sz w:val="28"/>
+                </w:rPr>
+                <m:t>=</m:t>
               </m:r>
               <m:sSup>
                 <m:sSupPr>
@@ -401,7 +506,35 @@
                   <w:rFonts w:ascii="Cambria Math" w:eastAsia="Cambria Math" w:hAnsi="Cambria Math" w:cs="Cambria Math"/>
                   <w:sz w:val="28"/>
                 </w:rPr>
-                <m:t>+2xy-4y</m:t>
+                <m:t>+2</m:t>
+              </m:r>
+              <m:r>
+                <w:rPr>
+                  <w:rFonts w:ascii="Cambria Math" w:eastAsia="Cambria Math" w:hAnsi="Cambria Math" w:cs="Cambria Math"/>
+                  <w:sz w:val="28"/>
+                </w:rPr>
+                <m:t>xy</m:t>
+              </m:r>
+              <m:r>
+                <w:rPr>
+                  <w:rFonts w:ascii="Cambria Math" w:eastAsia="Cambria Math" w:hAnsi="Cambria Math" w:cs="Cambria Math"/>
+                  <w:sz w:val="28"/>
+                </w:rPr>
+                <m:t>-</m:t>
+              </m:r>
+              <m:r>
+                <w:rPr>
+                  <w:rFonts w:ascii="Cambria Math" w:eastAsia="Cambria Math" w:hAnsi="Cambria Math" w:cs="Cambria Math"/>
+                  <w:sz w:val="28"/>
+                </w:rPr>
+                <m:t>4</m:t>
+              </m:r>
+              <m:r>
+                <w:rPr>
+                  <w:rFonts w:ascii="Cambria Math" w:eastAsia="Cambria Math" w:hAnsi="Cambria Math" w:cs="Cambria Math"/>
+                  <w:sz w:val="28"/>
+                </w:rPr>
+                <m:t>y</m:t>
               </m:r>
             </m:oMath>
             <w:r>
@@ -455,7 +588,14 @@
                   <w:rFonts w:ascii="Cambria Math" w:eastAsia="Cambria Math" w:hAnsi="Cambria Math" w:cs="Cambria Math"/>
                   <w:sz w:val="28"/>
                 </w:rPr>
-                <m:t>f=</m:t>
+                <m:t>f</m:t>
+              </m:r>
+              <m:r>
+                <w:rPr>
+                  <w:rFonts w:ascii="Cambria Math" w:eastAsia="Cambria Math" w:hAnsi="Cambria Math" w:cs="Cambria Math"/>
+                  <w:sz w:val="28"/>
+                </w:rPr>
+                <m:t>=</m:t>
               </m:r>
               <m:sSup>
                 <m:sSupPr>
@@ -473,7 +613,14 @@
                       <w:rFonts w:ascii="Cambria Math" w:eastAsia="Cambria Math" w:hAnsi="Cambria Math" w:cs="Cambria Math"/>
                       <w:sz w:val="28"/>
                     </w:rPr>
-                    <m:t>2x</m:t>
+                    <m:t>2</m:t>
+                  </m:r>
+                  <m:r>
+                    <w:rPr>
+                      <w:rFonts w:ascii="Cambria Math" w:eastAsia="Cambria Math" w:hAnsi="Cambria Math" w:cs="Cambria Math"/>
+                      <w:sz w:val="28"/>
+                    </w:rPr>
+                    <m:t>x</m:t>
                   </m:r>
                 </m:e>
                 <m:sup>
@@ -491,7 +638,35 @@
                   <w:rFonts w:ascii="Cambria Math" w:eastAsia="Cambria Math" w:hAnsi="Cambria Math" w:cs="Cambria Math"/>
                   <w:sz w:val="28"/>
                 </w:rPr>
-                <m:t>+2xy-4y</m:t>
+                <m:t>+2</m:t>
+              </m:r>
+              <m:r>
+                <w:rPr>
+                  <w:rFonts w:ascii="Cambria Math" w:eastAsia="Cambria Math" w:hAnsi="Cambria Math" w:cs="Cambria Math"/>
+                  <w:sz w:val="28"/>
+                </w:rPr>
+                <m:t>xy</m:t>
+              </m:r>
+              <m:r>
+                <w:rPr>
+                  <w:rFonts w:ascii="Cambria Math" w:eastAsia="Cambria Math" w:hAnsi="Cambria Math" w:cs="Cambria Math"/>
+                  <w:sz w:val="28"/>
+                </w:rPr>
+                <m:t>-</m:t>
+              </m:r>
+              <m:r>
+                <w:rPr>
+                  <w:rFonts w:ascii="Cambria Math" w:eastAsia="Cambria Math" w:hAnsi="Cambria Math" w:cs="Cambria Math"/>
+                  <w:sz w:val="28"/>
+                </w:rPr>
+                <m:t>4</m:t>
+              </m:r>
+              <m:r>
+                <w:rPr>
+                  <w:rFonts w:ascii="Cambria Math" w:eastAsia="Cambria Math" w:hAnsi="Cambria Math" w:cs="Cambria Math"/>
+                  <w:sz w:val="28"/>
+                </w:rPr>
+                <m:t>y</m:t>
               </m:r>
             </m:oMath>
             <w:r>
@@ -538,7 +713,14 @@
                   <w:rFonts w:ascii="Cambria Math" w:eastAsia="Cambria Math" w:hAnsi="Cambria Math" w:cs="Cambria Math"/>
                   <w:sz w:val="28"/>
                 </w:rPr>
-                <m:t>f=</m:t>
+                <m:t>f</m:t>
+              </m:r>
+              <m:r>
+                <w:rPr>
+                  <w:rFonts w:ascii="Cambria Math" w:eastAsia="Cambria Math" w:hAnsi="Cambria Math" w:cs="Cambria Math"/>
+                  <w:sz w:val="28"/>
+                </w:rPr>
+                <m:t>=</m:t>
               </m:r>
               <m:sSup>
                 <m:sSupPr>
@@ -556,7 +738,14 @@
                       <w:rFonts w:ascii="Cambria Math" w:eastAsia="Cambria Math" w:hAnsi="Cambria Math" w:cs="Cambria Math"/>
                       <w:sz w:val="28"/>
                     </w:rPr>
-                    <m:t>0.5x</m:t>
+                    <m:t>0.5</m:t>
+                  </m:r>
+                  <m:r>
+                    <w:rPr>
+                      <w:rFonts w:ascii="Cambria Math" w:eastAsia="Cambria Math" w:hAnsi="Cambria Math" w:cs="Cambria Math"/>
+                      <w:sz w:val="28"/>
+                    </w:rPr>
+                    <m:t>x</m:t>
                   </m:r>
                 </m:e>
                 <m:sup>
@@ -574,7 +763,35 @@
                   <w:rFonts w:ascii="Cambria Math" w:eastAsia="Cambria Math" w:hAnsi="Cambria Math" w:cs="Cambria Math"/>
                   <w:sz w:val="28"/>
                 </w:rPr>
-                <m:t>+0.5xy-5y</m:t>
+                <m:t>+0.5</m:t>
+              </m:r>
+              <m:r>
+                <w:rPr>
+                  <w:rFonts w:ascii="Cambria Math" w:eastAsia="Cambria Math" w:hAnsi="Cambria Math" w:cs="Cambria Math"/>
+                  <w:sz w:val="28"/>
+                </w:rPr>
+                <m:t>xy</m:t>
+              </m:r>
+              <m:r>
+                <w:rPr>
+                  <w:rFonts w:ascii="Cambria Math" w:eastAsia="Cambria Math" w:hAnsi="Cambria Math" w:cs="Cambria Math"/>
+                  <w:sz w:val="28"/>
+                </w:rPr>
+                <m:t>-</m:t>
+              </m:r>
+              <m:r>
+                <w:rPr>
+                  <w:rFonts w:ascii="Cambria Math" w:eastAsia="Cambria Math" w:hAnsi="Cambria Math" w:cs="Cambria Math"/>
+                  <w:sz w:val="28"/>
+                </w:rPr>
+                <m:t>5</m:t>
+              </m:r>
+              <m:r>
+                <w:rPr>
+                  <w:rFonts w:ascii="Cambria Math" w:eastAsia="Cambria Math" w:hAnsi="Cambria Math" w:cs="Cambria Math"/>
+                  <w:sz w:val="28"/>
+                </w:rPr>
+                <m:t>y</m:t>
               </m:r>
             </m:oMath>
             <w:r>
@@ -590,6 +807,7 @@
         <w:tc>
           <w:tcPr>
             <w:tcW w:w="675" w:type="dxa"/>
+            <w:shd w:val="clear" w:color="auto" w:fill="92D050"/>
           </w:tcPr>
           <w:p>
             <w:pPr>
@@ -608,6 +826,7 @@
         <w:tc>
           <w:tcPr>
             <w:tcW w:w="8318" w:type="dxa"/>
+            <w:shd w:val="clear" w:color="auto" w:fill="92D050"/>
           </w:tcPr>
           <w:p>
             <w:pPr>
@@ -628,7 +847,14 @@
                   <w:rFonts w:ascii="Cambria Math" w:eastAsia="Cambria Math" w:hAnsi="Cambria Math" w:cs="Cambria Math"/>
                   <w:sz w:val="28"/>
                 </w:rPr>
-                <m:t>f=</m:t>
+                <m:t>f</m:t>
+              </m:r>
+              <m:r>
+                <w:rPr>
+                  <w:rFonts w:ascii="Cambria Math" w:eastAsia="Cambria Math" w:hAnsi="Cambria Math" w:cs="Cambria Math"/>
+                  <w:sz w:val="28"/>
+                </w:rPr>
+                <m:t>=</m:t>
               </m:r>
               <m:sSup>
                 <m:sSupPr>
@@ -646,7 +872,14 @@
                       <w:rFonts w:ascii="Cambria Math" w:eastAsia="Cambria Math" w:hAnsi="Cambria Math" w:cs="Cambria Math"/>
                       <w:sz w:val="28"/>
                     </w:rPr>
-                    <m:t>0.5x</m:t>
+                    <m:t>0.5</m:t>
+                  </m:r>
+                  <m:r>
+                    <w:rPr>
+                      <w:rFonts w:ascii="Cambria Math" w:eastAsia="Cambria Math" w:hAnsi="Cambria Math" w:cs="Cambria Math"/>
+                      <w:sz w:val="28"/>
+                    </w:rPr>
+                    <m:t>x</m:t>
                   </m:r>
                 </m:e>
                 <m:sup>
@@ -700,7 +933,35 @@
                   <w:rFonts w:ascii="Cambria Math" w:eastAsia="Cambria Math" w:hAnsi="Cambria Math" w:cs="Cambria Math"/>
                   <w:sz w:val="28"/>
                 </w:rPr>
-                <m:t>+0.5xy-4y</m:t>
+                <m:t>+0.5</m:t>
+              </m:r>
+              <m:r>
+                <w:rPr>
+                  <w:rFonts w:ascii="Cambria Math" w:eastAsia="Cambria Math" w:hAnsi="Cambria Math" w:cs="Cambria Math"/>
+                  <w:sz w:val="28"/>
+                </w:rPr>
+                <m:t>xy</m:t>
+              </m:r>
+              <m:r>
+                <w:rPr>
+                  <w:rFonts w:ascii="Cambria Math" w:eastAsia="Cambria Math" w:hAnsi="Cambria Math" w:cs="Cambria Math"/>
+                  <w:sz w:val="28"/>
+                </w:rPr>
+                <m:t>-</m:t>
+              </m:r>
+              <m:r>
+                <w:rPr>
+                  <w:rFonts w:ascii="Cambria Math" w:eastAsia="Cambria Math" w:hAnsi="Cambria Math" w:cs="Cambria Math"/>
+                  <w:sz w:val="28"/>
+                </w:rPr>
+                <m:t>4</m:t>
+              </m:r>
+              <m:r>
+                <w:rPr>
+                  <w:rFonts w:ascii="Cambria Math" w:eastAsia="Cambria Math" w:hAnsi="Cambria Math" w:cs="Cambria Math"/>
+                  <w:sz w:val="28"/>
+                </w:rPr>
+                <m:t>y</m:t>
               </m:r>
             </m:oMath>
             <w:r>
@@ -757,7 +1018,14 @@
                   <w:rFonts w:ascii="Cambria Math" w:eastAsia="Cambria Math" w:hAnsi="Cambria Math" w:cs="Cambria Math"/>
                   <w:sz w:val="28"/>
                 </w:rPr>
-                <m:t>f=</m:t>
+                <m:t>f</m:t>
+              </m:r>
+              <m:r>
+                <w:rPr>
+                  <w:rFonts w:ascii="Cambria Math" w:eastAsia="Cambria Math" w:hAnsi="Cambria Math" w:cs="Cambria Math"/>
+                  <w:sz w:val="28"/>
+                </w:rPr>
+                <m:t>=</m:t>
               </m:r>
               <m:sSup>
                 <m:sSupPr>
@@ -775,7 +1043,14 @@
                       <w:rFonts w:ascii="Cambria Math" w:eastAsia="Cambria Math" w:hAnsi="Cambria Math" w:cs="Cambria Math"/>
                       <w:sz w:val="28"/>
                     </w:rPr>
-                    <m:t>0.5x</m:t>
+                    <m:t>0.5</m:t>
+                  </m:r>
+                  <m:r>
+                    <w:rPr>
+                      <w:rFonts w:ascii="Cambria Math" w:eastAsia="Cambria Math" w:hAnsi="Cambria Math" w:cs="Cambria Math"/>
+                      <w:sz w:val="28"/>
+                    </w:rPr>
+                    <m:t>x</m:t>
                   </m:r>
                 </m:e>
                 <m:sup>
@@ -811,7 +1086,14 @@
                       <w:rFonts w:ascii="Cambria Math" w:eastAsia="Cambria Math" w:hAnsi="Cambria Math" w:cs="Cambria Math"/>
                       <w:sz w:val="28"/>
                     </w:rPr>
-                    <m:t>4y</m:t>
+                    <m:t>4</m:t>
+                  </m:r>
+                  <m:r>
+                    <w:rPr>
+                      <w:rFonts w:ascii="Cambria Math" w:eastAsia="Cambria Math" w:hAnsi="Cambria Math" w:cs="Cambria Math"/>
+                      <w:sz w:val="28"/>
+                    </w:rPr>
+                    <m:t>y</m:t>
                   </m:r>
                 </m:e>
                 <m:sup>
@@ -829,7 +1111,35 @@
                   <w:rFonts w:ascii="Cambria Math" w:eastAsia="Cambria Math" w:hAnsi="Cambria Math" w:cs="Cambria Math"/>
                   <w:sz w:val="28"/>
                 </w:rPr>
-                <m:t>-4y-2</m:t>
+                <m:t>-</m:t>
+              </m:r>
+              <m:r>
+                <w:rPr>
+                  <w:rFonts w:ascii="Cambria Math" w:eastAsia="Cambria Math" w:hAnsi="Cambria Math" w:cs="Cambria Math"/>
+                  <w:sz w:val="28"/>
+                </w:rPr>
+                <m:t>4</m:t>
+              </m:r>
+              <m:r>
+                <w:rPr>
+                  <w:rFonts w:ascii="Cambria Math" w:eastAsia="Cambria Math" w:hAnsi="Cambria Math" w:cs="Cambria Math"/>
+                  <w:sz w:val="28"/>
+                </w:rPr>
+                <m:t>y</m:t>
+              </m:r>
+              <m:r>
+                <w:rPr>
+                  <w:rFonts w:ascii="Cambria Math" w:eastAsia="Cambria Math" w:hAnsi="Cambria Math" w:cs="Cambria Math"/>
+                  <w:sz w:val="28"/>
+                </w:rPr>
+                <m:t>-</m:t>
+              </m:r>
+              <m:r>
+                <w:rPr>
+                  <w:rFonts w:ascii="Cambria Math" w:eastAsia="Cambria Math" w:hAnsi="Cambria Math" w:cs="Cambria Math"/>
+                  <w:sz w:val="28"/>
+                </w:rPr>
+                <m:t>2</m:t>
               </m:r>
             </m:oMath>
             <w:r>
@@ -886,7 +1196,14 @@
                   <w:rFonts w:ascii="Cambria Math" w:eastAsia="Cambria Math" w:hAnsi="Cambria Math" w:cs="Cambria Math"/>
                   <w:sz w:val="28"/>
                 </w:rPr>
-                <m:t>f=</m:t>
+                <m:t>f</m:t>
+              </m:r>
+              <m:r>
+                <w:rPr>
+                  <w:rFonts w:ascii="Cambria Math" w:eastAsia="Cambria Math" w:hAnsi="Cambria Math" w:cs="Cambria Math"/>
+                  <w:sz w:val="28"/>
+                </w:rPr>
+                <m:t>=</m:t>
               </m:r>
               <m:sSup>
                 <m:sSupPr>
@@ -904,7 +1221,14 @@
                       <w:rFonts w:ascii="Cambria Math" w:eastAsia="Cambria Math" w:hAnsi="Cambria Math" w:cs="Cambria Math"/>
                       <w:sz w:val="28"/>
                     </w:rPr>
-                    <m:t>0.5x</m:t>
+                    <m:t>0.5</m:t>
+                  </m:r>
+                  <m:r>
+                    <w:rPr>
+                      <w:rFonts w:ascii="Cambria Math" w:eastAsia="Cambria Math" w:hAnsi="Cambria Math" w:cs="Cambria Math"/>
+                      <w:sz w:val="28"/>
+                    </w:rPr>
+                    <m:t>x</m:t>
                   </m:r>
                 </m:e>
                 <m:sup>
@@ -958,7 +1282,42 @@
                   <w:rFonts w:ascii="Cambria Math" w:eastAsia="Cambria Math" w:hAnsi="Cambria Math" w:cs="Cambria Math"/>
                   <w:sz w:val="28"/>
                 </w:rPr>
-                <m:t>-2xy-4y</m:t>
+                <m:t>-</m:t>
+              </m:r>
+              <m:r>
+                <w:rPr>
+                  <w:rFonts w:ascii="Cambria Math" w:eastAsia="Cambria Math" w:hAnsi="Cambria Math" w:cs="Cambria Math"/>
+                  <w:sz w:val="28"/>
+                </w:rPr>
+                <m:t>2</m:t>
+              </m:r>
+              <m:r>
+                <w:rPr>
+                  <w:rFonts w:ascii="Cambria Math" w:eastAsia="Cambria Math" w:hAnsi="Cambria Math" w:cs="Cambria Math"/>
+                  <w:sz w:val="28"/>
+                </w:rPr>
+                <m:t>xy</m:t>
+              </m:r>
+              <m:r>
+                <w:rPr>
+                  <w:rFonts w:ascii="Cambria Math" w:eastAsia="Cambria Math" w:hAnsi="Cambria Math" w:cs="Cambria Math"/>
+                  <w:sz w:val="28"/>
+                </w:rPr>
+                <m:t>-</m:t>
+              </m:r>
+              <m:r>
+                <w:rPr>
+                  <w:rFonts w:ascii="Cambria Math" w:eastAsia="Cambria Math" w:hAnsi="Cambria Math" w:cs="Cambria Math"/>
+                  <w:sz w:val="28"/>
+                </w:rPr>
+                <m:t>4</m:t>
+              </m:r>
+              <m:r>
+                <w:rPr>
+                  <w:rFonts w:ascii="Cambria Math" w:eastAsia="Cambria Math" w:hAnsi="Cambria Math" w:cs="Cambria Math"/>
+                  <w:sz w:val="28"/>
+                </w:rPr>
+                <m:t>y</m:t>
               </m:r>
             </m:oMath>
             <w:r>
@@ -1016,7 +1375,14 @@
                   <w:rFonts w:ascii="Cambria Math" w:eastAsia="Cambria Math" w:hAnsi="Cambria Math" w:cs="Cambria Math"/>
                   <w:sz w:val="28"/>
                 </w:rPr>
-                <m:t>f=</m:t>
+                <m:t>f</m:t>
+              </m:r>
+              <m:r>
+                <w:rPr>
+                  <w:rFonts w:ascii="Cambria Math" w:eastAsia="Cambria Math" w:hAnsi="Cambria Math" w:cs="Cambria Math"/>
+                  <w:sz w:val="28"/>
+                </w:rPr>
+                <m:t>=</m:t>
               </m:r>
               <m:sSup>
                 <m:sSupPr>
@@ -1034,7 +1400,14 @@
                       <w:rFonts w:ascii="Cambria Math" w:eastAsia="Cambria Math" w:hAnsi="Cambria Math" w:cs="Cambria Math"/>
                       <w:sz w:val="28"/>
                     </w:rPr>
-                    <m:t>0.5x</m:t>
+                    <m:t>0.5</m:t>
+                  </m:r>
+                  <m:r>
+                    <w:rPr>
+                      <w:rFonts w:ascii="Cambria Math" w:eastAsia="Cambria Math" w:hAnsi="Cambria Math" w:cs="Cambria Math"/>
+                      <w:sz w:val="28"/>
+                    </w:rPr>
+                    <m:t>x</m:t>
                   </m:r>
                 </m:e>
                 <m:sup>
@@ -1088,7 +1461,42 @@
                   <w:rFonts w:ascii="Cambria Math" w:eastAsia="Cambria Math" w:hAnsi="Cambria Math" w:cs="Cambria Math"/>
                   <w:sz w:val="28"/>
                 </w:rPr>
-                <m:t>-4xy-2y</m:t>
+                <m:t>-</m:t>
+              </m:r>
+              <m:r>
+                <w:rPr>
+                  <w:rFonts w:ascii="Cambria Math" w:eastAsia="Cambria Math" w:hAnsi="Cambria Math" w:cs="Cambria Math"/>
+                  <w:sz w:val="28"/>
+                </w:rPr>
+                <m:t>4</m:t>
+              </m:r>
+              <m:r>
+                <w:rPr>
+                  <w:rFonts w:ascii="Cambria Math" w:eastAsia="Cambria Math" w:hAnsi="Cambria Math" w:cs="Cambria Math"/>
+                  <w:sz w:val="28"/>
+                </w:rPr>
+                <m:t>xy</m:t>
+              </m:r>
+              <m:r>
+                <w:rPr>
+                  <w:rFonts w:ascii="Cambria Math" w:eastAsia="Cambria Math" w:hAnsi="Cambria Math" w:cs="Cambria Math"/>
+                  <w:sz w:val="28"/>
+                </w:rPr>
+                <m:t>-</m:t>
+              </m:r>
+              <m:r>
+                <w:rPr>
+                  <w:rFonts w:ascii="Cambria Math" w:eastAsia="Cambria Math" w:hAnsi="Cambria Math" w:cs="Cambria Math"/>
+                  <w:sz w:val="28"/>
+                </w:rPr>
+                <m:t>2</m:t>
+              </m:r>
+              <m:r>
+                <w:rPr>
+                  <w:rFonts w:ascii="Cambria Math" w:eastAsia="Cambria Math" w:hAnsi="Cambria Math" w:cs="Cambria Math"/>
+                  <w:sz w:val="28"/>
+                </w:rPr>
+                <m:t>y</m:t>
               </m:r>
             </m:oMath>
             <w:r>
@@ -1142,7 +1550,14 @@
                   <w:rFonts w:ascii="Cambria Math" w:eastAsia="Cambria Math" w:hAnsi="Cambria Math" w:cs="Cambria Math"/>
                   <w:sz w:val="28"/>
                 </w:rPr>
-                <m:t>f=</m:t>
+                <m:t>f</m:t>
+              </m:r>
+              <m:r>
+                <w:rPr>
+                  <w:rFonts w:ascii="Cambria Math" w:eastAsia="Cambria Math" w:hAnsi="Cambria Math" w:cs="Cambria Math"/>
+                  <w:sz w:val="28"/>
+                </w:rPr>
+                <m:t>=</m:t>
               </m:r>
               <m:sSup>
                 <m:sSupPr>
@@ -1214,7 +1629,14 @@
                   <w:rFonts w:ascii="Cambria Math" w:eastAsia="Cambria Math" w:hAnsi="Cambria Math" w:cs="Cambria Math"/>
                   <w:sz w:val="28"/>
                 </w:rPr>
-                <m:t>-4</m:t>
+                <m:t>-</m:t>
+              </m:r>
+              <m:r>
+                <w:rPr>
+                  <w:rFonts w:ascii="Cambria Math" w:eastAsia="Cambria Math" w:hAnsi="Cambria Math" w:cs="Cambria Math"/>
+                  <w:sz w:val="28"/>
+                </w:rPr>
+                <m:t>4</m:t>
               </m:r>
             </m:oMath>
             <w:r>
@@ -1355,7 +1777,15 @@
               <w:rPr>
                 <w:sz w:val="28"/>
               </w:rPr>
-              <w:t>Центральная, точка притяжения – (-2,-2).</w:t>
+              <w:t>Центральна</w:t>
+            </w:r>
+            <w:bookmarkStart w:id="0" w:name="_GoBack"/>
+            <w:bookmarkEnd w:id="0"/>
+            <w:r>
+              <w:rPr>
+                <w:sz w:val="28"/>
+              </w:rPr>
+              <w:t>я, точка притяжения – (-2,-2).</w:t>
             </w:r>
           </w:p>
         </w:tc>
@@ -1372,7 +1802,6 @@
       <w:pPr>
         <w:rPr>
           <w:sz w:val="28"/>
-          <w:lang w:val="en-US"/>
         </w:rPr>
       </w:pPr>
     </w:p>
@@ -1387,7 +1816,7 @@
 </file>
 
 <file path=word/endnotes.xml><?xml version="1.0" encoding="utf-8"?>
-<w:endnotes xmlns:wpc="http://schemas.microsoft.com/office/word/2010/wordprocessingCanvas" xmlns:cx="http://schemas.microsoft.com/office/drawing/2014/chartex" xmlns:cx1="http://schemas.microsoft.com/office/drawing/2015/9/8/chartex" xmlns:cx2="http://schemas.microsoft.com/office/drawing/2015/10/21/chartex" xmlns:cx3="http://schemas.microsoft.com/office/drawing/2016/5/9/chartex" xmlns:cx4="http://schemas.microsoft.com/office/drawing/2016/5/10/chartex" xmlns:cx5="http://schemas.microsoft.com/office/drawing/2016/5/11/chartex" xmlns:cx6="http://schemas.microsoft.com/office/drawing/2016/5/12/chartex" xmlns:cx7="http://schemas.microsoft.com/office/drawing/2016/5/13/chartex" xmlns:cx8="http://schemas.microsoft.com/office/drawing/2016/5/14/chartex" xmlns:mc="http://schemas.openxmlformats.org/markup-compatibility/2006" xmlns:aink="http://schemas.microsoft.com/office/drawing/2016/ink" xmlns:am3d="http://schemas.microsoft.com/office/drawing/2017/model3d" xmlns:o="urn:schemas-microsoft-com:office:office" xmlns:oel="http://schemas.microsoft.com/office/2019/extlst" xmlns:r="http://schemas.openxmlformats.org/officeDocument/2006/relationships" xmlns:m="http://schemas.openxmlformats.org/officeDocument/2006/math" xmlns:v="urn:schemas-microsoft-com:vml" xmlns:wp14="http://schemas.microsoft.com/office/word/2010/wordprocessingDrawing" xmlns:wp="http://schemas.openxmlformats.org/drawingml/2006/wordprocessingDrawing" xmlns:w10="urn:schemas-microsoft-com:office:word" xmlns:w="http://schemas.openxmlformats.org/wordprocessingml/2006/main" xmlns:w14="http://schemas.microsoft.com/office/word/2010/wordml" xmlns:w15="http://schemas.microsoft.com/office/word/2012/wordml" xmlns:w16cex="http://schemas.microsoft.com/office/word/2018/wordml/cex" xmlns:w16cid="http://schemas.microsoft.com/office/word/2016/wordml/cid" xmlns:w16="http://schemas.microsoft.com/office/word/2018/wordml" xmlns:w16du="http://schemas.microsoft.com/office/word/2023/wordml/word16du" xmlns:w16sdtdh="http://schemas.microsoft.com/office/word/2020/wordml/sdtdatahash" xmlns:w16sdtfl="http://schemas.microsoft.com/office/word/2024/wordml/sdtformatlock" xmlns:w16se="http://schemas.microsoft.com/office/word/2015/wordml/symex" xmlns:wpg="http://schemas.microsoft.com/office/word/2010/wordprocessingGroup" xmlns:wpi="http://schemas.microsoft.com/office/word/2010/wordprocessingInk" xmlns:wne="http://schemas.microsoft.com/office/word/2006/wordml" xmlns:wps="http://schemas.microsoft.com/office/word/2010/wordprocessingShape" mc:Ignorable="w14 w15 w16se w16cid w16 w16cex w16sdtdh w16sdtfl w16du wp14">
+<w:endnotes xmlns:wpc="http://schemas.microsoft.com/office/word/2010/wordprocessingCanvas" xmlns:cx="http://schemas.microsoft.com/office/drawing/2014/chartex" xmlns:cx1="http://schemas.microsoft.com/office/drawing/2015/9/8/chartex" xmlns:mc="http://schemas.openxmlformats.org/markup-compatibility/2006" xmlns:o="urn:schemas-microsoft-com:office:office" xmlns:r="http://schemas.openxmlformats.org/officeDocument/2006/relationships" xmlns:m="http://schemas.openxmlformats.org/officeDocument/2006/math" xmlns:v="urn:schemas-microsoft-com:vml" xmlns:wp14="http://schemas.microsoft.com/office/word/2010/wordprocessingDrawing" xmlns:wp="http://schemas.openxmlformats.org/drawingml/2006/wordprocessingDrawing" xmlns:w10="urn:schemas-microsoft-com:office:word" xmlns:w="http://schemas.openxmlformats.org/wordprocessingml/2006/main" xmlns:w14="http://schemas.microsoft.com/office/word/2010/wordml" xmlns:w15="http://schemas.microsoft.com/office/word/2012/wordml" xmlns:w16se="http://schemas.microsoft.com/office/word/2015/wordml/symex" xmlns:wpg="http://schemas.microsoft.com/office/word/2010/wordprocessingGroup" xmlns:wpi="http://schemas.microsoft.com/office/word/2010/wordprocessingInk" xmlns:wne="http://schemas.microsoft.com/office/word/2006/wordml" xmlns:wps="http://schemas.microsoft.com/office/word/2010/wordprocessingShape" mc:Ignorable="w14 w15 w16se wp14">
   <w:endnote w:type="separator" w:id="-1">
     <w:p>
       <w:pPr>
@@ -1412,7 +1841,7 @@
 </file>
 
 <file path=word/footnotes.xml><?xml version="1.0" encoding="utf-8"?>
-<w:footnotes xmlns:wpc="http://schemas.microsoft.com/office/word/2010/wordprocessingCanvas" xmlns:cx="http://schemas.microsoft.com/office/drawing/2014/chartex" xmlns:cx1="http://schemas.microsoft.com/office/drawing/2015/9/8/chartex" xmlns:cx2="http://schemas.microsoft.com/office/drawing/2015/10/21/chartex" xmlns:cx3="http://schemas.microsoft.com/office/drawing/2016/5/9/chartex" xmlns:cx4="http://schemas.microsoft.com/office/drawing/2016/5/10/chartex" xmlns:cx5="http://schemas.microsoft.com/office/drawing/2016/5/11/chartex" xmlns:cx6="http://schemas.microsoft.com/office/drawing/2016/5/12/chartex" xmlns:cx7="http://schemas.microsoft.com/office/drawing/2016/5/13/chartex" xmlns:cx8="http://schemas.microsoft.com/office/drawing/2016/5/14/chartex" xmlns:mc="http://schemas.openxmlformats.org/markup-compatibility/2006" xmlns:aink="http://schemas.microsoft.com/office/drawing/2016/ink" xmlns:am3d="http://schemas.microsoft.com/office/drawing/2017/model3d" xmlns:o="urn:schemas-microsoft-com:office:office" xmlns:oel="http://schemas.microsoft.com/office/2019/extlst" xmlns:r="http://schemas.openxmlformats.org/officeDocument/2006/relationships" xmlns:m="http://schemas.openxmlformats.org/officeDocument/2006/math" xmlns:v="urn:schemas-microsoft-com:vml" xmlns:wp14="http://schemas.microsoft.com/office/word/2010/wordprocessingDrawing" xmlns:wp="http://schemas.openxmlformats.org/drawingml/2006/wordprocessingDrawing" xmlns:w10="urn:schemas-microsoft-com:office:word" xmlns:w="http://schemas.openxmlformats.org/wordprocessingml/2006/main" xmlns:w14="http://schemas.microsoft.com/office/word/2010/wordml" xmlns:w15="http://schemas.microsoft.com/office/word/2012/wordml" xmlns:w16cex="http://schemas.microsoft.com/office/word/2018/wordml/cex" xmlns:w16cid="http://schemas.microsoft.com/office/word/2016/wordml/cid" xmlns:w16="http://schemas.microsoft.com/office/word/2018/wordml" xmlns:w16du="http://schemas.microsoft.com/office/word/2023/wordml/word16du" xmlns:w16sdtdh="http://schemas.microsoft.com/office/word/2020/wordml/sdtdatahash" xmlns:w16sdtfl="http://schemas.microsoft.com/office/word/2024/wordml/sdtformatlock" xmlns:w16se="http://schemas.microsoft.com/office/word/2015/wordml/symex" xmlns:wpg="http://schemas.microsoft.com/office/word/2010/wordprocessingGroup" xmlns:wpi="http://schemas.microsoft.com/office/word/2010/wordprocessingInk" xmlns:wne="http://schemas.microsoft.com/office/word/2006/wordml" xmlns:wps="http://schemas.microsoft.com/office/word/2010/wordprocessingShape" mc:Ignorable="w14 w15 w16se w16cid w16 w16cex w16sdtdh w16sdtfl w16du wp14">
+<w:footnotes xmlns:wpc="http://schemas.microsoft.com/office/word/2010/wordprocessingCanvas" xmlns:cx="http://schemas.microsoft.com/office/drawing/2014/chartex" xmlns:cx1="http://schemas.microsoft.com/office/drawing/2015/9/8/chartex" xmlns:mc="http://schemas.openxmlformats.org/markup-compatibility/2006" xmlns:o="urn:schemas-microsoft-com:office:office" xmlns:r="http://schemas.openxmlformats.org/officeDocument/2006/relationships" xmlns:m="http://schemas.openxmlformats.org/officeDocument/2006/math" xmlns:v="urn:schemas-microsoft-com:vml" xmlns:wp14="http://schemas.microsoft.com/office/word/2010/wordprocessingDrawing" xmlns:wp="http://schemas.openxmlformats.org/drawingml/2006/wordprocessingDrawing" xmlns:w10="urn:schemas-microsoft-com:office:word" xmlns:w="http://schemas.openxmlformats.org/wordprocessingml/2006/main" xmlns:w14="http://schemas.microsoft.com/office/word/2010/wordml" xmlns:w15="http://schemas.microsoft.com/office/word/2012/wordml" xmlns:w16se="http://schemas.microsoft.com/office/word/2015/wordml/symex" xmlns:wpg="http://schemas.microsoft.com/office/word/2010/wordprocessingGroup" xmlns:wpi="http://schemas.microsoft.com/office/word/2010/wordprocessingInk" xmlns:wne="http://schemas.microsoft.com/office/word/2006/wordml" xmlns:wps="http://schemas.microsoft.com/office/word/2010/wordprocessingShape" mc:Ignorable="w14 w15 w16se wp14">
   <w:footnote w:type="separator" w:id="-1">
     <w:p>
       <w:pPr>
@@ -1437,7 +1866,7 @@
 </file>
 
 <file path=word/numbering.xml><?xml version="1.0" encoding="utf-8"?>
-<w:numbering xmlns:wpc="http://schemas.microsoft.com/office/word/2010/wordprocessingCanvas" xmlns:cx="http://schemas.microsoft.com/office/drawing/2014/chartex" xmlns:cx1="http://schemas.microsoft.com/office/drawing/2015/9/8/chartex" xmlns:cx2="http://schemas.microsoft.com/office/drawing/2015/10/21/chartex" xmlns:cx3="http://schemas.microsoft.com/office/drawing/2016/5/9/chartex" xmlns:cx4="http://schemas.microsoft.com/office/drawing/2016/5/10/chartex" xmlns:cx5="http://schemas.microsoft.com/office/drawing/2016/5/11/chartex" xmlns:cx6="http://schemas.microsoft.com/office/drawing/2016/5/12/chartex" xmlns:cx7="http://schemas.microsoft.com/office/drawing/2016/5/13/chartex" xmlns:cx8="http://schemas.microsoft.com/office/drawing/2016/5/14/chartex" xmlns:mc="http://schemas.openxmlformats.org/markup-compatibility/2006" xmlns:aink="http://schemas.microsoft.com/office/drawing/2016/ink" xmlns:am3d="http://schemas.microsoft.com/office/drawing/2017/model3d" xmlns:o="urn:schemas-microsoft-com:office:office" xmlns:oel="http://schemas.microsoft.com/office/2019/extlst" xmlns:r="http://schemas.openxmlformats.org/officeDocument/2006/relationships" xmlns:m="http://schemas.openxmlformats.org/officeDocument/2006/math" xmlns:v="urn:schemas-microsoft-com:vml" xmlns:wp14="http://schemas.microsoft.com/office/word/2010/wordprocessingDrawing" xmlns:wp="http://schemas.openxmlformats.org/drawingml/2006/wordprocessingDrawing" xmlns:w10="urn:schemas-microsoft-com:office:word" xmlns:w="http://schemas.openxmlformats.org/wordprocessingml/2006/main" xmlns:w14="http://schemas.microsoft.com/office/word/2010/wordml" xmlns:w15="http://schemas.microsoft.com/office/word/2012/wordml" xmlns:w16cex="http://schemas.microsoft.com/office/word/2018/wordml/cex" xmlns:w16cid="http://schemas.microsoft.com/office/word/2016/wordml/cid" xmlns:w16="http://schemas.microsoft.com/office/word/2018/wordml" xmlns:w16du="http://schemas.microsoft.com/office/word/2023/wordml/word16du" xmlns:w16sdtdh="http://schemas.microsoft.com/office/word/2020/wordml/sdtdatahash" xmlns:w16sdtfl="http://schemas.microsoft.com/office/word/2024/wordml/sdtformatlock" xmlns:w16se="http://schemas.microsoft.com/office/word/2015/wordml/symex" xmlns:wpg="http://schemas.microsoft.com/office/word/2010/wordprocessingGroup" xmlns:wpi="http://schemas.microsoft.com/office/word/2010/wordprocessingInk" xmlns:wne="http://schemas.microsoft.com/office/word/2006/wordml" xmlns:wps="http://schemas.microsoft.com/office/word/2010/wordprocessingShape" mc:Ignorable="w14 w15 w16se w16cid w16 w16cex w16sdtdh w16sdtfl w16du wp14">
+<w:numbering xmlns:wpc="http://schemas.microsoft.com/office/word/2010/wordprocessingCanvas" xmlns:cx="http://schemas.microsoft.com/office/drawing/2014/chartex" xmlns:cx1="http://schemas.microsoft.com/office/drawing/2015/9/8/chartex" xmlns:mc="http://schemas.openxmlformats.org/markup-compatibility/2006" xmlns:o="urn:schemas-microsoft-com:office:office" xmlns:r="http://schemas.openxmlformats.org/officeDocument/2006/relationships" xmlns:m="http://schemas.openxmlformats.org/officeDocument/2006/math" xmlns:v="urn:schemas-microsoft-com:vml" xmlns:wp14="http://schemas.microsoft.com/office/word/2010/wordprocessingDrawing" xmlns:wp="http://schemas.openxmlformats.org/drawingml/2006/wordprocessingDrawing" xmlns:w10="urn:schemas-microsoft-com:office:word" xmlns:w="http://schemas.openxmlformats.org/wordprocessingml/2006/main" xmlns:w14="http://schemas.microsoft.com/office/word/2010/wordml" xmlns:w15="http://schemas.microsoft.com/office/word/2012/wordml" xmlns:w16se="http://schemas.microsoft.com/office/word/2015/wordml/symex" xmlns:wpg="http://schemas.microsoft.com/office/word/2010/wordprocessingGroup" xmlns:wpi="http://schemas.microsoft.com/office/word/2010/wordprocessingInk" xmlns:wne="http://schemas.microsoft.com/office/word/2006/wordml" xmlns:wps="http://schemas.microsoft.com/office/word/2010/wordprocessingShape" mc:Ignorable="w14 w15 w16se wp14">
   <w:abstractNum w:abstractNumId="0" w15:restartNumberingAfterBreak="0">
     <w:nsid w:val="0BBF428B"/>
     <w:multiLevelType w:val="hybridMultilevel"/>
@@ -3181,74 +3610,74 @@
       </w:pPr>
     </w:lvl>
   </w:abstractNum>
-  <w:num w:numId="1" w16cid:durableId="382565571">
+  <w:num w:numId="1">
     <w:abstractNumId w:val="8"/>
   </w:num>
-  <w:num w:numId="2" w16cid:durableId="1002514337">
+  <w:num w:numId="2">
     <w:abstractNumId w:val="1"/>
   </w:num>
-  <w:num w:numId="3" w16cid:durableId="580650352">
+  <w:num w:numId="3">
     <w:abstractNumId w:val="20"/>
   </w:num>
-  <w:num w:numId="4" w16cid:durableId="496845938">
+  <w:num w:numId="4">
     <w:abstractNumId w:val="17"/>
   </w:num>
-  <w:num w:numId="5" w16cid:durableId="306712237">
+  <w:num w:numId="5">
     <w:abstractNumId w:val="4"/>
   </w:num>
-  <w:num w:numId="6" w16cid:durableId="1332029322">
+  <w:num w:numId="6">
     <w:abstractNumId w:val="11"/>
   </w:num>
-  <w:num w:numId="7" w16cid:durableId="1360277559">
+  <w:num w:numId="7">
     <w:abstractNumId w:val="12"/>
   </w:num>
-  <w:num w:numId="8" w16cid:durableId="1331179077">
+  <w:num w:numId="8">
     <w:abstractNumId w:val="10"/>
   </w:num>
-  <w:num w:numId="9" w16cid:durableId="1898468184">
+  <w:num w:numId="9">
     <w:abstractNumId w:val="13"/>
   </w:num>
-  <w:num w:numId="10" w16cid:durableId="842551530">
+  <w:num w:numId="10">
     <w:abstractNumId w:val="14"/>
   </w:num>
-  <w:num w:numId="11" w16cid:durableId="1810584358">
+  <w:num w:numId="11">
     <w:abstractNumId w:val="19"/>
   </w:num>
-  <w:num w:numId="12" w16cid:durableId="898591140">
+  <w:num w:numId="12">
     <w:abstractNumId w:val="7"/>
   </w:num>
-  <w:num w:numId="13" w16cid:durableId="835650845">
+  <w:num w:numId="13">
     <w:abstractNumId w:val="5"/>
   </w:num>
-  <w:num w:numId="14" w16cid:durableId="1471554017">
+  <w:num w:numId="14">
     <w:abstractNumId w:val="9"/>
   </w:num>
-  <w:num w:numId="15" w16cid:durableId="578295342">
+  <w:num w:numId="15">
     <w:abstractNumId w:val="16"/>
   </w:num>
-  <w:num w:numId="16" w16cid:durableId="335766178">
+  <w:num w:numId="16">
     <w:abstractNumId w:val="6"/>
   </w:num>
-  <w:num w:numId="17" w16cid:durableId="1634166014">
+  <w:num w:numId="17">
     <w:abstractNumId w:val="2"/>
   </w:num>
-  <w:num w:numId="18" w16cid:durableId="1738094429">
+  <w:num w:numId="18">
     <w:abstractNumId w:val="18"/>
   </w:num>
-  <w:num w:numId="19" w16cid:durableId="1607499346">
+  <w:num w:numId="19">
     <w:abstractNumId w:val="0"/>
   </w:num>
-  <w:num w:numId="20" w16cid:durableId="2037658488">
+  <w:num w:numId="20">
     <w:abstractNumId w:val="3"/>
   </w:num>
-  <w:num w:numId="21" w16cid:durableId="980383421">
+  <w:num w:numId="21">
     <w:abstractNumId w:val="15"/>
   </w:num>
 </w:numbering>
 </file>
 
 <file path=word/styles.xml><?xml version="1.0" encoding="utf-8"?>
-<w:styles xmlns:mc="http://schemas.openxmlformats.org/markup-compatibility/2006" xmlns:r="http://schemas.openxmlformats.org/officeDocument/2006/relationships" xmlns:w="http://schemas.openxmlformats.org/wordprocessingml/2006/main" xmlns:w14="http://schemas.microsoft.com/office/word/2010/wordml" xmlns:w15="http://schemas.microsoft.com/office/word/2012/wordml" xmlns:w16cex="http://schemas.microsoft.com/office/word/2018/wordml/cex" xmlns:w16cid="http://schemas.microsoft.com/office/word/2016/wordml/cid" xmlns:w16="http://schemas.microsoft.com/office/word/2018/wordml" xmlns:w16du="http://schemas.microsoft.com/office/word/2023/wordml/word16du" xmlns:w16sdtdh="http://schemas.microsoft.com/office/word/2020/wordml/sdtdatahash" xmlns:w16sdtfl="http://schemas.microsoft.com/office/word/2024/wordml/sdtformatlock" xmlns:w16se="http://schemas.microsoft.com/office/word/2015/wordml/symex" mc:Ignorable="w14 w15 w16se w16cid w16 w16cex w16sdtdh w16sdtfl w16du">
+<w:styles xmlns:mc="http://schemas.openxmlformats.org/markup-compatibility/2006" xmlns:r="http://schemas.openxmlformats.org/officeDocument/2006/relationships" xmlns:w="http://schemas.openxmlformats.org/wordprocessingml/2006/main" xmlns:w14="http://schemas.microsoft.com/office/word/2010/wordml" xmlns:w15="http://schemas.microsoft.com/office/word/2012/wordml" xmlns:w16se="http://schemas.microsoft.com/office/word/2015/wordml/symex" mc:Ignorable="w14 w15 w16se">
   <w:docDefaults>
     <w:rPrDefault>
       <w:rPr>
@@ -3264,7 +3693,7 @@
       </w:pPr>
     </w:pPrDefault>
   </w:docDefaults>
-  <w:latentStyles w:defLockedState="0" w:defUIPriority="99" w:defSemiHidden="0" w:defUnhideWhenUsed="0" w:defQFormat="0" w:count="376">
+  <w:latentStyles w:defLockedState="0" w:defUIPriority="99" w:defSemiHidden="0" w:defUnhideWhenUsed="0" w:defQFormat="0" w:count="371">
     <w:lsdException w:name="Normal" w:uiPriority="0" w:qFormat="1"/>
     <w:lsdException w:name="heading 1" w:uiPriority="9" w:qFormat="1"/>
     <w:lsdException w:name="heading 2" w:semiHidden="1" w:uiPriority="9" w:unhideWhenUsed="1" w:qFormat="1"/>
@@ -3636,11 +4065,6 @@
     <w:lsdException w:name="List Table 5 Dark Accent 6" w:uiPriority="50"/>
     <w:lsdException w:name="List Table 6 Colorful Accent 6" w:uiPriority="51"/>
     <w:lsdException w:name="List Table 7 Colorful Accent 6" w:uiPriority="52"/>
-    <w:lsdException w:name="Mention" w:semiHidden="1" w:unhideWhenUsed="1"/>
-    <w:lsdException w:name="Smart Hyperlink" w:semiHidden="1" w:unhideWhenUsed="1"/>
-    <w:lsdException w:name="Hashtag" w:semiHidden="1" w:unhideWhenUsed="1"/>
-    <w:lsdException w:name="Unresolved Mention" w:semiHidden="1" w:unhideWhenUsed="1"/>
-    <w:lsdException w:name="Smart Link" w:semiHidden="1" w:unhideWhenUsed="1"/>
   </w:latentStyles>
   <w:style w:type="paragraph" w:default="1" w:styleId="a">
     <w:name w:val="Normal"/>
